--- a/A1.2.docx
+++ b/A1.2.docx
@@ -1063,12 +1063,39 @@
         </w:rPr>
       </w:pPr>
       <w:r>
-        <w:t>Enlace de githb:</w:t>
+        <w:t xml:space="preserve">Enlace de </w:t>
+      </w:r>
+      <w:proofErr w:type="spellStart"/>
+      <w:r>
+        <w:t>githb</w:t>
+      </w:r>
+      <w:proofErr w:type="spellEnd"/>
+      <w:r>
+        <w:t>:</w:t>
+      </w:r>
+      <w:r>
+        <w:rPr>
+          <w:u w:val="single"/>
+        </w:rPr>
+        <w:t xml:space="preserve"> </w:t>
+      </w:r>
+      <w:hyperlink r:id="rId8" w:history="1">
+        <w:r>
+          <w:rPr>
+            <w:rStyle w:val="Hipervnculo"/>
+          </w:rPr>
+          <w:t>https://github.com/gariosfe/doc-proyecto.git</w:t>
+        </w:r>
+      </w:hyperlink>
+      <w:r>
+        <w:rPr>
+          <w:u w:val="single"/>
+        </w:rPr>
+        <w:t xml:space="preserve"> </w:t>
       </w:r>
       <w:bookmarkStart w:id="0" w:name="_GoBack"/>
       <w:bookmarkEnd w:id="0"/>
     </w:p>
-    <w:p/>
     <w:sectPr>
       <w:pgSz w:w="12240" w:h="15840" w:code="1"/>
       <w:pgMar w:top="1440" w:right="1440" w:bottom="1440" w:left="1440" w:header="709" w:footer="709" w:gutter="0"/>
@@ -1787,6 +1814,17 @@
       <w:szCs w:val="24"/>
     </w:rPr>
   </w:style>
+  <w:style w:type="character" w:styleId="Hipervnculo">
+    <w:name w:val="Hyperlink"/>
+    <w:basedOn w:val="Fuentedeprrafopredeter"/>
+    <w:uiPriority w:val="99"/>
+    <w:unhideWhenUsed/>
+    <w:rsid w:val="002F5881"/>
+    <w:rPr>
+      <w:color w:val="0563C1" w:themeColor="hyperlink"/>
+      <w:u w:val="single"/>
+    </w:rPr>
+  </w:style>
 </w:styles>
 </file>
 
@@ -2090,7 +2128,7 @@
 </file>
 
 <file path=customXml/itemProps1.xml><?xml version="1.0" encoding="utf-8"?>
-<ds:datastoreItem xmlns:ds="http://schemas.openxmlformats.org/officeDocument/2006/customXml" ds:itemID="{45B54827-C3E8-4517-95C6-7F9705637CC9}">
+<ds:datastoreItem xmlns:ds="http://schemas.openxmlformats.org/officeDocument/2006/customXml" ds:itemID="{6FD9B9EF-16AC-4116-8FB9-5F7B2A2E5520}">
   <ds:schemaRefs>
     <ds:schemaRef ds:uri="http://schemas.openxmlformats.org/officeDocument/2006/bibliography"/>
   </ds:schemaRefs>
